--- a/因子解释/因子说明.docx
+++ b/因子解释/因子说明.docx
@@ -2421,108 +2421,12 @@
           <w:rFonts w:hint="eastAsia"/>
         </w:rPr>
       </w:pPr>
-      <w:proofErr w:type="spellStart"/>
-      <w:r>
-        <w:rPr>
-          <w:b/>
-        </w:rPr>
-        <w:t>是什么</w:t>
-      </w:r>
-      <w:proofErr w:type="spellEnd"/>
-      <w:r>
-        <w:rPr>
-          <w:b/>
-        </w:rPr>
-        <w:t>：</w:t>
-      </w:r>
-      <w:r>
-        <w:t xml:space="preserve"> </w:t>
-      </w:r>
-      <w:proofErr w:type="spellStart"/>
-      <w:r>
-        <w:t>筹码</w:t>
-      </w:r>
-      <w:proofErr w:type="spellEnd"/>
-      <w:r>
-        <w:t xml:space="preserve"> </w:t>
-      </w:r>
-      <w:proofErr w:type="spellStart"/>
-      <w:r>
-        <w:rPr>
-          <w:b/>
-        </w:rPr>
-        <w:t>集中度</w:t>
-      </w:r>
-      <w:proofErr w:type="spellEnd"/>
-      <w:r>
-        <w:t xml:space="preserve"> 的综合评分（</w:t>
-      </w:r>
-      <w:r>
-        <w:rPr>
-          <w:b/>
-        </w:rPr>
-        <w:t>0～3</w:t>
-      </w:r>
-      <w:r>
-        <w:t>），</w:t>
-      </w:r>
-      <w:proofErr w:type="spellStart"/>
-      <w:r>
-        <w:t>同时考虑</w:t>
-      </w:r>
-      <w:proofErr w:type="spellEnd"/>
-      <w:r>
-        <w:t xml:space="preserve"> </w:t>
-      </w:r>
-      <w:proofErr w:type="spellStart"/>
-      <w:r>
-        <w:rPr>
-          <w:b/>
-        </w:rPr>
-        <w:t>相对集中度</w:t>
-      </w:r>
-      <w:r>
-        <w:t>（相对自身历史）与</w:t>
-      </w:r>
-      <w:proofErr w:type="spellEnd"/>
-      <w:r>
-        <w:t xml:space="preserve"> </w:t>
-      </w:r>
-      <w:proofErr w:type="spellStart"/>
-      <w:r>
-        <w:rPr>
-          <w:b/>
-        </w:rPr>
-        <w:t>绝对集中度</w:t>
-      </w:r>
-      <w:r>
-        <w:t>（相对全程高低价区间</w:t>
-      </w:r>
-      <w:proofErr w:type="spellEnd"/>
-      <w:r>
-        <w:t>），</w:t>
-      </w:r>
-      <w:proofErr w:type="spellStart"/>
-      <w:r>
-        <w:t>数值越高表示筹码越</w:t>
-      </w:r>
-      <w:proofErr w:type="spellEnd"/>
-      <w:r>
-        <w:t xml:space="preserve"> </w:t>
-      </w:r>
-      <w:proofErr w:type="spellStart"/>
-      <w:r>
-        <w:rPr>
-          <w:b/>
-        </w:rPr>
-        <w:t>分散</w:t>
-      </w:r>
-      <w:r>
-        <w:t>（集中度数值越大</w:t>
-      </w:r>
-      <w:proofErr w:type="spellEnd"/>
-      <w:r>
-        <w:t>）。</w:t>
+      <w:r>
+        <w:rPr>
+          <w:rFonts w:ascii="Microsoft YaHei" w:hAnsi="Microsoft YaHei" w:eastAsia="Microsoft YaHei"/>
+          <w:sz w:val="21"/>
+        </w:rPr>
+        <w:t>是什么： 筹码成本带宽的综合分档（0～3），同时考虑相对集中度（相对自身历史）与绝对集中度（相对全程高低价区间）。这里的“集中度”数值本质上是筹码成本分布宽度：数值越大，代表 COST5～COST95 覆盖区间越宽，筹码越分散；因此集中总分数越高并不表示筹码越集中。</w:t>
       </w:r>
     </w:p>
     <w:p>
@@ -2634,78 +2538,10 @@
       </w:pPr>
       <w:r>
         <w:rPr>
-          <w:b/>
-          <w:lang w:eastAsia="zh-CN"/>
-        </w:rPr>
-        <w:t>前端用法：</w:t>
-      </w:r>
-      <w:r>
-        <w:rPr>
-          <w:lang w:eastAsia="zh-CN"/>
-        </w:rPr>
-        <w:t xml:space="preserve"> </w:t>
-      </w:r>
-      <w:proofErr w:type="gramStart"/>
-      <w:r>
-        <w:rPr>
-          <w:lang w:eastAsia="zh-CN"/>
-        </w:rPr>
-        <w:t>副图看</w:t>
-      </w:r>
-      <w:proofErr w:type="gramEnd"/>
-      <w:r>
-        <w:rPr>
-          <w:lang w:eastAsia="zh-CN"/>
-        </w:rPr>
-        <w:t xml:space="preserve"> 0～3；</w:t>
-      </w:r>
-      <w:r>
-        <w:rPr>
-          <w:b/>
-          <w:lang w:eastAsia="zh-CN"/>
-        </w:rPr>
-        <w:t>集中总信号</w:t>
-      </w:r>
-      <w:r>
-        <w:rPr>
-          <w:lang w:eastAsia="zh-CN"/>
-        </w:rPr>
-        <w:t>（</w:t>
-      </w:r>
-      <w:proofErr w:type="spellStart"/>
-      <w:r>
-        <w:rPr>
-          <w:rFonts w:ascii="Consolas" w:hAnsi="Consolas"/>
-          <w:lang w:eastAsia="zh-CN"/>
-        </w:rPr>
-        <w:t>tdx_signal_a</w:t>
-      </w:r>
-      <w:proofErr w:type="spellEnd"/>
-      <w:r>
-        <w:rPr>
-          <w:lang w:eastAsia="zh-CN"/>
-        </w:rPr>
-        <w:t xml:space="preserve">）= </w:t>
-      </w:r>
-      <w:r>
-        <w:rPr>
-          <w:rFonts w:ascii="Consolas" w:hAnsi="Consolas"/>
-          <w:lang w:eastAsia="zh-CN"/>
-        </w:rPr>
-        <w:t>集中总</w:t>
-      </w:r>
-      <w:r>
-        <w:rPr>
-          <w:rFonts w:ascii="Consolas" w:hAnsi="Consolas"/>
-          <w:lang w:eastAsia="zh-CN"/>
-        </w:rPr>
-        <w:t xml:space="preserve"> &gt; 0</w:t>
-      </w:r>
-      <w:r>
-        <w:rPr>
-          <w:lang w:eastAsia="zh-CN"/>
-        </w:rPr>
-        <w:t xml:space="preserve"> 的 0/1 版，用于五日内六级、总买入信号改（可加分）等。</w:t>
+          <w:rFonts w:ascii="Microsoft YaHei" w:hAnsi="Microsoft YaHei" w:eastAsia="Microsoft YaHei"/>
+          <w:sz w:val="21"/>
+        </w:rPr>
+        <w:t>前端用法： 副图看 0～3；集中总信号（tdx_signal_a）= 集中总 &gt; 0 的 0/1 版，用于五日内六级、总买入信号改（可加分）等。注意：该信号只表示落入通达信分档区间，不要按“分数越高=筹码越集中”理解。</w:t>
       </w:r>
     </w:p>
     <w:tbl>
@@ -2783,7 +2619,8 @@
             </w:pPr>
             <w:r>
               <w:rPr>
-                <w:b/>
+                <w:rFonts w:ascii="Microsoft YaHei" w:hAnsi="Microsoft YaHei" w:eastAsia="Microsoft YaHei"/>
+                <w:sz w:val="21"/>
               </w:rPr>
               <w:t>3</w:t>
             </w:r>
@@ -2799,11 +2636,13 @@
                 <w:rFonts w:hint="eastAsia"/>
               </w:rPr>
             </w:pPr>
-            <w:proofErr w:type="spellStart"/>
-            <w:r>
-              <w:t>最强</w:t>
-            </w:r>
-            <w:proofErr w:type="spellEnd"/>
+            <w:r>
+              <w:rPr>
+                <w:rFonts w:ascii="Microsoft YaHei" w:hAnsi="Microsoft YaHei" w:eastAsia="Microsoft YaHei"/>
+                <w:sz w:val="21"/>
+              </w:rPr>
+              <w:t>3档</w:t>
+            </w:r>
           </w:p>
         </w:tc>
         <w:tc>
@@ -2816,70 +2655,12 @@
                 <w:rFonts w:hint="eastAsia"/>
               </w:rPr>
             </w:pPr>
-            <w:proofErr w:type="spellStart"/>
-            <w:r>
-              <w:t>相对集中度分、绝对集中度分</w:t>
-            </w:r>
-            <w:proofErr w:type="spellEnd"/>
-            <w:r>
-              <w:t xml:space="preserve"> </w:t>
-            </w:r>
-            <w:r>
-              <w:rPr>
-                <w:b/>
-              </w:rPr>
-              <w:t>均 &gt; 0</w:t>
-            </w:r>
-            <w:r>
-              <w:t xml:space="preserve">，取 </w:t>
-            </w:r>
-            <w:proofErr w:type="spellStart"/>
-            <w:r>
-              <w:rPr>
-                <w:b/>
-              </w:rPr>
-              <w:t>MIN</w:t>
-            </w:r>
-            <w:r>
-              <w:t>；且较小值对应集中度</w:t>
-            </w:r>
-            <w:proofErr w:type="spellEnd"/>
-            <w:r>
-              <w:t xml:space="preserve"> </w:t>
-            </w:r>
-            <w:r>
-              <w:rPr>
-                <w:b/>
-              </w:rPr>
-              <w:t xml:space="preserve">(20, </w:t>
-            </w:r>
-            <w:proofErr w:type="gramStart"/>
-            <w:r>
-              <w:rPr>
-                <w:b/>
-              </w:rPr>
-              <w:t>30]</w:t>
-            </w:r>
-            <w:r>
-              <w:t>（</w:t>
-            </w:r>
-            <w:proofErr w:type="gramEnd"/>
-            <w:r>
-              <w:rPr>
-                <w:rFonts w:ascii="Consolas" w:hAnsi="Consolas"/>
-              </w:rPr>
-              <w:t>_</w:t>
-            </w:r>
-            <w:proofErr w:type="spellStart"/>
-            <w:r>
-              <w:rPr>
-                <w:rFonts w:ascii="Consolas" w:hAnsi="Consolas"/>
-              </w:rPr>
-              <w:t>score_by_threshold</w:t>
-            </w:r>
-            <w:proofErr w:type="spellEnd"/>
-            <w:r>
-              <w:t>）</w:t>
+            <w:r>
+              <w:rPr>
+                <w:rFonts w:ascii="Microsoft YaHei" w:hAnsi="Microsoft YaHei" w:eastAsia="Microsoft YaHei"/>
+                <w:sz w:val="21"/>
+              </w:rPr>
+              <w:t>相对集中度分、绝对集中度分均 &gt; 0，取 MIN；且较小值对应集中度 (20, 30]（_score_by_threshold）。这是最高分档，但不代表最集中。</w:t>
             </w:r>
           </w:p>
         </w:tc>
@@ -2897,7 +2678,8 @@
             </w:pPr>
             <w:r>
               <w:rPr>
-                <w:b/>
+                <w:rFonts w:ascii="Microsoft YaHei" w:hAnsi="Microsoft YaHei" w:eastAsia="Microsoft YaHei"/>
+                <w:sz w:val="21"/>
               </w:rPr>
               <w:t>2</w:t>
             </w:r>
@@ -2913,11 +2695,13 @@
                 <w:rFonts w:hint="eastAsia"/>
               </w:rPr>
             </w:pPr>
-            <w:proofErr w:type="spellStart"/>
-            <w:r>
-              <w:t>中等</w:t>
-            </w:r>
-            <w:proofErr w:type="spellEnd"/>
+            <w:r>
+              <w:rPr>
+                <w:rFonts w:ascii="Microsoft YaHei" w:hAnsi="Microsoft YaHei" w:eastAsia="Microsoft YaHei"/>
+                <w:sz w:val="21"/>
+              </w:rPr>
+              <w:t>2档</w:t>
+            </w:r>
           </w:p>
         </w:tc>
         <w:tc>
@@ -2933,30 +2717,10 @@
             </w:pPr>
             <w:r>
               <w:rPr>
-                <w:lang w:eastAsia="zh-CN"/>
-              </w:rPr>
-              <w:t>同上取 MIN，</w:t>
-            </w:r>
-            <w:proofErr w:type="gramStart"/>
-            <w:r>
-              <w:rPr>
-                <w:lang w:eastAsia="zh-CN"/>
-              </w:rPr>
-              <w:t>较小值</w:t>
-            </w:r>
-            <w:proofErr w:type="gramEnd"/>
-            <w:r>
-              <w:rPr>
-                <w:lang w:eastAsia="zh-CN"/>
-              </w:rPr>
-              <w:t xml:space="preserve">对应集中度 </w:t>
-            </w:r>
-            <w:r>
-              <w:rPr>
-                <w:b/>
-                <w:lang w:eastAsia="zh-CN"/>
-              </w:rPr>
-              <w:t>(10, 20]</w:t>
+                <w:rFonts w:ascii="Microsoft YaHei" w:hAnsi="Microsoft YaHei" w:eastAsia="Microsoft YaHei"/>
+                <w:sz w:val="21"/>
+              </w:rPr>
+              <w:t>同上取 MIN，较小值对应集中度 (10, 20]。</w:t>
             </w:r>
           </w:p>
         </w:tc>
@@ -2974,7 +2738,8 @@
             </w:pPr>
             <w:r>
               <w:rPr>
-                <w:b/>
+                <w:rFonts w:ascii="Microsoft YaHei" w:hAnsi="Microsoft YaHei" w:eastAsia="Microsoft YaHei"/>
+                <w:sz w:val="21"/>
               </w:rPr>
               <w:t>1</w:t>
             </w:r>
@@ -2990,11 +2755,13 @@
                 <w:rFonts w:hint="eastAsia"/>
               </w:rPr>
             </w:pPr>
-            <w:proofErr w:type="spellStart"/>
-            <w:r>
-              <w:t>较弱</w:t>
-            </w:r>
-            <w:proofErr w:type="spellEnd"/>
+            <w:r>
+              <w:rPr>
+                <w:rFonts w:ascii="Microsoft YaHei" w:hAnsi="Microsoft YaHei" w:eastAsia="Microsoft YaHei"/>
+                <w:sz w:val="21"/>
+              </w:rPr>
+              <w:t>1档</w:t>
+            </w:r>
           </w:p>
         </w:tc>
         <w:tc>
@@ -3010,30 +2777,10 @@
             </w:pPr>
             <w:r>
               <w:rPr>
-                <w:lang w:eastAsia="zh-CN"/>
-              </w:rPr>
-              <w:t>同上取 MIN，</w:t>
-            </w:r>
-            <w:proofErr w:type="gramStart"/>
-            <w:r>
-              <w:rPr>
-                <w:lang w:eastAsia="zh-CN"/>
-              </w:rPr>
-              <w:t>较小值</w:t>
-            </w:r>
-            <w:proofErr w:type="gramEnd"/>
-            <w:r>
-              <w:rPr>
-                <w:lang w:eastAsia="zh-CN"/>
-              </w:rPr>
-              <w:t xml:space="preserve">对应集中度 </w:t>
-            </w:r>
-            <w:r>
-              <w:rPr>
-                <w:b/>
-                <w:lang w:eastAsia="zh-CN"/>
-              </w:rPr>
-              <w:t>≤ 10</w:t>
+                <w:rFonts w:ascii="Microsoft YaHei" w:hAnsi="Microsoft YaHei" w:eastAsia="Microsoft YaHei"/>
+                <w:sz w:val="21"/>
+              </w:rPr>
+              <w:t>同上取 MIN，较小值对应集中度 ≤ 10。</w:t>
             </w:r>
           </w:p>
         </w:tc>
@@ -3051,7 +2798,8 @@
             </w:pPr>
             <w:r>
               <w:rPr>
-                <w:b/>
+                <w:rFonts w:ascii="Microsoft YaHei" w:hAnsi="Microsoft YaHei" w:eastAsia="Microsoft YaHei"/>
+                <w:sz w:val="21"/>
               </w:rPr>
               <w:t>0</w:t>
             </w:r>
@@ -3067,11 +2815,13 @@
                 <w:rFonts w:hint="eastAsia"/>
               </w:rPr>
             </w:pPr>
-            <w:proofErr w:type="spellStart"/>
-            <w:r>
+            <w:r>
+              <w:rPr>
+                <w:rFonts w:ascii="Microsoft YaHei" w:hAnsi="Microsoft YaHei" w:eastAsia="Microsoft YaHei"/>
+                <w:sz w:val="21"/>
+              </w:rPr>
               <w:t>无信号</w:t>
             </w:r>
-            <w:proofErr w:type="spellEnd"/>
           </w:p>
         </w:tc>
         <w:tc>
@@ -3087,29 +2837,10 @@
             </w:pPr>
             <w:r>
               <w:rPr>
-                <w:lang w:eastAsia="zh-CN"/>
-              </w:rPr>
-              <w:t xml:space="preserve">相对分、绝对分 </w:t>
-            </w:r>
-            <w:r>
-              <w:rPr>
-                <w:b/>
-                <w:lang w:eastAsia="zh-CN"/>
-              </w:rPr>
-              <w:t>均为 0</w:t>
-            </w:r>
-            <w:r>
-              <w:rPr>
-                <w:lang w:eastAsia="zh-CN"/>
-              </w:rPr>
-              <w:t xml:space="preserve">；仅一侧 &gt; 0 时取 </w:t>
-            </w:r>
-            <w:r>
-              <w:rPr>
-                <w:b/>
-                <w:lang w:eastAsia="zh-CN"/>
-              </w:rPr>
-              <w:t>MAX</w:t>
+                <w:rFonts w:ascii="Microsoft YaHei" w:hAnsi="Microsoft YaHei" w:eastAsia="Microsoft YaHei"/>
+                <w:sz w:val="21"/>
+              </w:rPr>
+              <w:t>相对分、绝对分均为 0；或集中度 &gt; 30 时分档为 0。仅一侧 &gt; 0 时取 MAX。</w:t>
             </w:r>
           </w:p>
         </w:tc>
@@ -3244,16 +2975,10 @@
       </w:pPr>
       <w:r>
         <w:rPr>
-          <w:b/>
-          <w:lang w:eastAsia="zh-CN"/>
-        </w:rPr>
-        <w:t>分档：</w:t>
-      </w:r>
-      <w:r>
-        <w:rPr>
-          <w:lang w:eastAsia="zh-CN"/>
-        </w:rPr>
-        <w:t xml:space="preserve"> 集中度 ≤10 → 1 分；(10,20] → 2 分；(20,30] → 3 分；&gt;30 → 0 分。</w:t>
+          <w:rFonts w:ascii="Microsoft YaHei" w:hAnsi="Microsoft YaHei" w:eastAsia="Microsoft YaHei"/>
+          <w:sz w:val="21"/>
+        </w:rPr>
+        <w:t>分档： 集中度 ≤10 → 1 分；(10,20] → 2 分；(20,30] → 3 分；&gt;30 → 0 分。由于集中度数值越大代表筹码带宽越宽，3 分只是最高分档，不等于最集中。</w:t>
       </w:r>
     </w:p>
     <w:p>
@@ -7290,51 +7015,10 @@
       </w:pPr>
       <w:r>
         <w:rPr>
-          <w:b/>
-        </w:rPr>
-        <w:t>五日内六级</w:t>
-      </w:r>
-      <w:r>
-        <w:t>（</w:t>
-      </w:r>
-      <w:r>
-        <w:rPr>
-          <w:rFonts w:ascii="Consolas" w:hAnsi="Consolas"/>
-        </w:rPr>
-        <w:t>tdx_five_day_level6</w:t>
-      </w:r>
-      <w:r>
-        <w:t>）= 近 5 日 rolling max(</w:t>
-      </w:r>
-      <w:proofErr w:type="spellStart"/>
-      <w:r>
-        <w:rPr>
-          <w:b/>
-        </w:rPr>
-        <w:t>超强底</w:t>
-      </w:r>
-      <w:proofErr w:type="spellEnd"/>
-      <w:r>
-        <w:t>)；</w:t>
-      </w:r>
-      <w:proofErr w:type="spellStart"/>
-      <w:r>
-        <w:rPr>
-          <w:b/>
-        </w:rPr>
-        <w:t>超强底</w:t>
-      </w:r>
-      <w:proofErr w:type="spellEnd"/>
-      <w:r>
-        <w:t xml:space="preserve"> = </w:t>
-      </w:r>
-      <w:proofErr w:type="spellStart"/>
-      <w:r>
-        <w:t>六路同时满足</w:t>
-      </w:r>
-      <w:proofErr w:type="spellEnd"/>
-      <w:r>
-        <w:t>：</w:t>
+          <w:rFonts w:ascii="Microsoft YaHei" w:hAnsi="Microsoft YaHei" w:eastAsia="Microsoft YaHei"/>
+          <w:sz w:val="21"/>
+        </w:rPr>
+        <w:t>五日内六级（tdx_five_day_level6）= 近 5 日 rolling max(超强底)；超强底 = E、K、A、B、I、R 六路同时满足。五日内六级（去掉集中总）（tdx_five_day_level6_no_concentration）= 近 5 日 rolling max(去集中总超强底)；去集中总超强底 = E、K、B、I、R 同时满足，不再要求 A=集中总信号。</w:t>
       </w:r>
     </w:p>
     <w:tbl>
@@ -7772,114 +7456,22 @@
           <w:rFonts w:hint="eastAsia"/>
         </w:rPr>
       </w:pPr>
-      <w:proofErr w:type="spellStart"/>
-      <w:r>
-        <w:t>另需</w:t>
-      </w:r>
-      <w:proofErr w:type="spellEnd"/>
-      <w:r>
-        <w:t xml:space="preserve"> K </w:t>
-      </w:r>
-      <w:proofErr w:type="spellStart"/>
-      <w:r>
-        <w:t>线根数</w:t>
-      </w:r>
-      <w:proofErr w:type="spellEnd"/>
-      <w:r>
-        <w:t xml:space="preserve"> ≥ 250（</w:t>
-      </w:r>
-      <w:r>
-        <w:rPr>
-          <w:rFonts w:ascii="Consolas" w:hAnsi="Consolas"/>
-        </w:rPr>
-        <w:t>BARSCOUNT</w:t>
-      </w:r>
-      <w:r>
-        <w:t>）。</w:t>
-      </w:r>
-      <w:proofErr w:type="spellStart"/>
-      <w:r>
-        <w:t>详见</w:t>
-      </w:r>
-      <w:proofErr w:type="spellEnd"/>
-      <w:r>
-        <w:t xml:space="preserve"> </w:t>
-      </w:r>
-      <w:proofErr w:type="spellStart"/>
-      <w:r>
-        <w:rPr>
-          <w:rFonts w:ascii="Consolas" w:hAnsi="Consolas"/>
-        </w:rPr>
-        <w:t>ZXW</w:t>
-      </w:r>
-      <w:r>
-        <w:rPr>
-          <w:rFonts w:ascii="Consolas" w:hAnsi="Consolas"/>
-        </w:rPr>
-        <w:t>因子</w:t>
-      </w:r>
-      <w:proofErr w:type="spellEnd"/>
-      <w:r>
-        <w:rPr>
-          <w:rFonts w:ascii="Consolas" w:hAnsi="Consolas"/>
-        </w:rPr>
-        <w:t>/</w:t>
-      </w:r>
-      <w:proofErr w:type="spellStart"/>
-      <w:r>
-        <w:rPr>
-          <w:rFonts w:ascii="Consolas" w:hAnsi="Consolas"/>
-        </w:rPr>
-        <w:t>通达信强底信号</w:t>
-      </w:r>
-      <w:r>
-        <w:rPr>
-          <w:rFonts w:ascii="Consolas" w:hAnsi="Consolas"/>
-        </w:rPr>
-        <w:t>.py</w:t>
-      </w:r>
-      <w:r>
-        <w:t>、</w:t>
-      </w:r>
-      <w:r>
-        <w:rPr>
-          <w:rFonts w:ascii="Consolas" w:hAnsi="Consolas"/>
-        </w:rPr>
-        <w:t>backtrader</w:t>
-      </w:r>
-      <w:proofErr w:type="spellEnd"/>
-      <w:r>
-        <w:rPr>
-          <w:rFonts w:ascii="Consolas" w:hAnsi="Consolas"/>
-        </w:rPr>
-        <w:t>/models/</w:t>
-      </w:r>
-      <w:r>
-        <w:rPr>
-          <w:rFonts w:ascii="Consolas" w:hAnsi="Consolas"/>
-        </w:rPr>
-        <w:t>五日内六级</w:t>
-      </w:r>
-      <w:r>
-        <w:rPr>
-          <w:rFonts w:ascii="Consolas" w:hAnsi="Consolas"/>
-        </w:rPr>
-        <w:t>_</w:t>
-      </w:r>
-      <w:r>
-        <w:rPr>
-          <w:rFonts w:ascii="Consolas" w:hAnsi="Consolas"/>
-        </w:rPr>
-        <w:t>流程图</w:t>
-      </w:r>
-      <w:r>
-        <w:rPr>
-          <w:rFonts w:ascii="Consolas" w:hAnsi="Consolas"/>
-        </w:rPr>
-        <w:t>.html</w:t>
-      </w:r>
-      <w:r>
-        <w:t>。</w:t>
+      <w:r>
+        <w:rPr>
+          <w:rFonts w:ascii="Microsoft YaHei" w:hAnsi="Microsoft YaHei" w:eastAsia="Microsoft YaHei"/>
+          <w:sz w:val="21"/>
+        </w:rPr>
+        <w:t>两者都要求 K 线根数 ≥ 250（BARSCOUNT），并采用 5 个交易日窗口：窗口内任一天满足对应“超强底”口径，当天即输出 1。最新实现见 ZXW因子/通达信强底信号.py；前端映射见 可视化/market_data_service.py。</w:t>
+      </w:r>
+    </w:p>
+    <w:p>
+      <w:pPr/>
+      <w:r>
+        <w:rPr>
+          <w:rFonts w:ascii="Microsoft YaHei" w:hAnsi="Microsoft YaHei" w:eastAsia="Microsoft YaHei"/>
+          <w:sz w:val="21"/>
+        </w:rPr>
+        <w:t>备注：表中 A=集中总信号只参与原版“五日内六级”；“五日内六级（去掉集中总）”明确剔除 A，只检查 E、K、B、I、R。</w:t>
       </w:r>
     </w:p>
     <w:p>
@@ -8292,27 +7884,20 @@
       </w:pPr>
       <w:r>
         <w:rPr>
-          <w:rFonts w:cstheme="majorBidi" w:hint="eastAsia"/>
-          <w:b/>
-          <w:bCs/>
-          <w:color w:val="EE0000"/>
-          <w:sz w:val="26"/>
-          <w:szCs w:val="26"/>
-          <w:lang w:eastAsia="zh-CN"/>
-        </w:rPr>
-        <w:t>总卖出信号</w:t>
-      </w:r>
-      <w:r>
-        <w:rPr>
-          <w:rFonts w:cstheme="majorBidi" w:hint="eastAsia"/>
-          <w:b/>
-          <w:bCs/>
-          <w:color w:val="4F81BD" w:themeColor="accent1"/>
-          <w:sz w:val="26"/>
-          <w:szCs w:val="26"/>
-          <w:lang w:eastAsia="zh-CN"/>
-        </w:rPr>
-        <w:t>还行，但是右侧的情况下，卖出信号没有，不太行（左侧信号不错）</w:t>
+          <w:rFonts w:ascii="Microsoft YaHei" w:hAnsi="Microsoft YaHei" w:eastAsia="Microsoft YaHei"/>
+          <w:sz w:val="21"/>
+        </w:rPr>
+        <w:t>卖出因子（1.5-120）（sell_factor_1_5_120）：先要求 MAC总 &gt; 0、逃顶总分 &gt; 0、J值超买因子 &gt; 0 三者同时成立，再要求最近 5 日平均成交量 &gt; 前 120 日平均成交量 × 1.5；全部满足输出 1，否则输出 0。该因子用于捕捉“顶部结构 + 超买 + 放量”的卖出/止盈辅助信号。来源：ZXW因子/卖出因子_量能.py；前端映射：可视化/market_data_service.py。</w:t>
+      </w:r>
+    </w:p>
+    <w:p>
+      <w:pPr/>
+      <w:r>
+        <w:rPr>
+          <w:rFonts w:ascii="Microsoft YaHei" w:hAnsi="Microsoft YaHei" w:eastAsia="Microsoft YaHei"/>
+          <w:sz w:val="21"/>
+        </w:rPr>
+        <w:t>使用建议：这是偏左侧的量能确认卖点；若右侧趋势已经走弱但不再放量，可能不会触发，需要与总卖出信号、回测模型里的止损/止盈规则配合查看。</w:t>
       </w:r>
     </w:p>
     <w:sectPr>
